--- a/README.md.docx
+++ b/README.md.docx
@@ -81,7 +81,25 @@
           <w:sz w:val="28"/>
           <w:szCs w:val="28"/>
         </w:rPr>
-        <w:t>### Use SQL queries to find answers to the *Initial Questions*. If time permits, choose one (or more) of the *Open-Ended Questions*. Toward the end of the bootcamp, we will revisit this data if time allows to combine SQL, Excel Power Pivot, and/or Python to answer more of the *Open-Ended Questions*.</w:t>
+        <w:t xml:space="preserve">### Use SQL queries to find answers to the *Initial Questions*. If time permits, choose one (or more) of the *Open-Ended Questions*. Toward the end of the bootcamp, we will revisit this data if time </w:t>
+      </w:r>
+      <w:proofErr w:type="gramStart"/>
+      <w:r>
+        <w:rPr>
+          <w:rFonts w:asciiTheme="minorHAnsi" w:hAnsiTheme="minorHAnsi" w:cs="Courier New"/>
+          <w:sz w:val="28"/>
+          <w:szCs w:val="28"/>
+        </w:rPr>
+        <w:t>allows</w:t>
+      </w:r>
+      <w:proofErr w:type="gramEnd"/>
+      <w:r>
+        <w:rPr>
+          <w:rFonts w:asciiTheme="minorHAnsi" w:hAnsiTheme="minorHAnsi" w:cs="Courier New"/>
+          <w:sz w:val="28"/>
+          <w:szCs w:val="28"/>
+        </w:rPr>
+        <w:t xml:space="preserve"> to combine SQL, Excel Power Pivot, and/or Python to answer more of the *Open-Ended Questions*.</w:t>
       </w:r>
     </w:p>
     <w:p>
@@ -185,30 +203,10 @@
           <w:sz w:val="28"/>
           <w:szCs w:val="28"/>
         </w:rPr>
-        <w:t>for baseball games played</w:t>
-      </w:r>
-      <w:r>
-        <w:rPr>
-          <w:rFonts w:asciiTheme="minorHAnsi" w:hAnsiTheme="minorHAnsi" w:cs="Courier New"/>
-          <w:sz w:val="28"/>
-          <w:szCs w:val="28"/>
-        </w:rPr>
-        <w:t xml:space="preserve"> does the provided database cover? </w:t>
-      </w:r>
-    </w:p>
-    <w:p>
-      <w:pPr>
-        <w:pStyle w:val="PlainText"/>
-        <w:rPr>
-          <w:rFonts w:asciiTheme="minorHAnsi" w:hAnsiTheme="minorHAnsi" w:cs="Courier New"/>
-          <w:sz w:val="28"/>
-          <w:szCs w:val="28"/>
-        </w:rPr>
-      </w:pPr>
-    </w:p>
-    <w:p>
-      <w:pPr>
-        <w:pStyle w:val="PlainText"/>
+        <w:t xml:space="preserve">for baseball </w:t>
+      </w:r>
+      <w:proofErr w:type="gramStart"/>
+      <w:r>
         <w:rPr>
           <w:rFonts w:asciiTheme="minorHAnsi" w:hAnsiTheme="minorHAnsi" w:cs="Courier New"/>
           <w:b/>
@@ -216,16 +214,31 @@
           <w:sz w:val="28"/>
           <w:szCs w:val="28"/>
         </w:rPr>
-      </w:pPr>
-      <w:r>
-        <w:rPr>
-          <w:rFonts w:asciiTheme="minorHAnsi" w:hAnsiTheme="minorHAnsi" w:cs="Courier New"/>
-          <w:sz w:val="28"/>
-          <w:szCs w:val="28"/>
-        </w:rPr>
-        <w:t xml:space="preserve">2. Find the </w:t>
-      </w:r>
-      <w:r>
+        <w:t>games played</w:t>
+      </w:r>
+      <w:proofErr w:type="gramEnd"/>
+      <w:r>
+        <w:rPr>
+          <w:rFonts w:asciiTheme="minorHAnsi" w:hAnsiTheme="minorHAnsi" w:cs="Courier New"/>
+          <w:sz w:val="28"/>
+          <w:szCs w:val="28"/>
+        </w:rPr>
+        <w:t xml:space="preserve"> does the provided database cover? </w:t>
+      </w:r>
+    </w:p>
+    <w:p>
+      <w:pPr>
+        <w:pStyle w:val="PlainText"/>
+        <w:rPr>
+          <w:rFonts w:asciiTheme="minorHAnsi" w:hAnsiTheme="minorHAnsi" w:cs="Courier New"/>
+          <w:sz w:val="28"/>
+          <w:szCs w:val="28"/>
+        </w:rPr>
+      </w:pPr>
+    </w:p>
+    <w:p>
+      <w:pPr>
+        <w:pStyle w:val="PlainText"/>
         <w:rPr>
           <w:rFonts w:asciiTheme="minorHAnsi" w:hAnsiTheme="minorHAnsi" w:cs="Courier New"/>
           <w:b/>
@@ -233,15 +246,14 @@
           <w:sz w:val="28"/>
           <w:szCs w:val="28"/>
         </w:rPr>
-        <w:t xml:space="preserve">name </w:t>
-      </w:r>
-      <w:r>
-        <w:rPr>
-          <w:rFonts w:asciiTheme="minorHAnsi" w:hAnsiTheme="minorHAnsi" w:cs="Courier New"/>
-          <w:sz w:val="28"/>
-          <w:szCs w:val="28"/>
-        </w:rPr>
-        <w:t xml:space="preserve">and </w:t>
+      </w:pPr>
+      <w:r>
+        <w:rPr>
+          <w:rFonts w:asciiTheme="minorHAnsi" w:hAnsiTheme="minorHAnsi" w:cs="Courier New"/>
+          <w:sz w:val="28"/>
+          <w:szCs w:val="28"/>
+        </w:rPr>
+        <w:t xml:space="preserve">2. Find the </w:t>
       </w:r>
       <w:r>
         <w:rPr>
@@ -251,15 +263,15 @@
           <w:sz w:val="28"/>
           <w:szCs w:val="28"/>
         </w:rPr>
-        <w:t>height</w:t>
-      </w:r>
-      <w:r>
-        <w:rPr>
-          <w:rFonts w:asciiTheme="minorHAnsi" w:hAnsiTheme="minorHAnsi" w:cs="Courier New"/>
-          <w:sz w:val="28"/>
-          <w:szCs w:val="28"/>
-        </w:rPr>
-        <w:t xml:space="preserve"> of the </w:t>
+        <w:t xml:space="preserve">name </w:t>
+      </w:r>
+      <w:r>
+        <w:rPr>
+          <w:rFonts w:asciiTheme="minorHAnsi" w:hAnsiTheme="minorHAnsi" w:cs="Courier New"/>
+          <w:sz w:val="28"/>
+          <w:szCs w:val="28"/>
+        </w:rPr>
+        <w:t xml:space="preserve">and </w:t>
       </w:r>
       <w:r>
         <w:rPr>
@@ -269,15 +281,15 @@
           <w:sz w:val="28"/>
           <w:szCs w:val="28"/>
         </w:rPr>
-        <w:t>shortest player</w:t>
-      </w:r>
-      <w:r>
-        <w:rPr>
-          <w:rFonts w:asciiTheme="minorHAnsi" w:hAnsiTheme="minorHAnsi" w:cs="Courier New"/>
-          <w:sz w:val="28"/>
-          <w:szCs w:val="28"/>
-        </w:rPr>
-        <w:t xml:space="preserve"> in the database. </w:t>
+        <w:t>height</w:t>
+      </w:r>
+      <w:r>
+        <w:rPr>
+          <w:rFonts w:asciiTheme="minorHAnsi" w:hAnsiTheme="minorHAnsi" w:cs="Courier New"/>
+          <w:sz w:val="28"/>
+          <w:szCs w:val="28"/>
+        </w:rPr>
+        <w:t xml:space="preserve"> of the </w:t>
       </w:r>
       <w:r>
         <w:rPr>
@@ -287,15 +299,15 @@
           <w:sz w:val="28"/>
           <w:szCs w:val="28"/>
         </w:rPr>
-        <w:t>How many</w:t>
-      </w:r>
-      <w:r>
-        <w:rPr>
-          <w:rFonts w:asciiTheme="minorHAnsi" w:hAnsiTheme="minorHAnsi" w:cs="Courier New"/>
-          <w:sz w:val="28"/>
-          <w:szCs w:val="28"/>
-        </w:rPr>
-        <w:t xml:space="preserve"> </w:t>
+        <w:t>shortest player</w:t>
+      </w:r>
+      <w:r>
+        <w:rPr>
+          <w:rFonts w:asciiTheme="minorHAnsi" w:hAnsiTheme="minorHAnsi" w:cs="Courier New"/>
+          <w:sz w:val="28"/>
+          <w:szCs w:val="28"/>
+        </w:rPr>
+        <w:t xml:space="preserve"> in the database. </w:t>
       </w:r>
       <w:r>
         <w:rPr>
@@ -305,15 +317,15 @@
           <w:sz w:val="28"/>
           <w:szCs w:val="28"/>
         </w:rPr>
-        <w:t>games did he play in?</w:t>
-      </w:r>
-      <w:r>
-        <w:rPr>
-          <w:rFonts w:asciiTheme="minorHAnsi" w:hAnsiTheme="minorHAnsi" w:cs="Courier New"/>
-          <w:sz w:val="28"/>
-          <w:szCs w:val="28"/>
-        </w:rPr>
-        <w:t xml:space="preserve"> What is the </w:t>
+        <w:t>How many</w:t>
+      </w:r>
+      <w:r>
+        <w:rPr>
+          <w:rFonts w:asciiTheme="minorHAnsi" w:hAnsiTheme="minorHAnsi" w:cs="Courier New"/>
+          <w:sz w:val="28"/>
+          <w:szCs w:val="28"/>
+        </w:rPr>
+        <w:t xml:space="preserve"> </w:t>
       </w:r>
       <w:r>
         <w:rPr>
@@ -323,53 +335,15 @@
           <w:sz w:val="28"/>
           <w:szCs w:val="28"/>
         </w:rPr>
-        <w:t>name of the team for which he played?</w:t>
-      </w:r>
-    </w:p>
-    <w:p>
-      <w:pPr>
-        <w:pStyle w:val="PlainText"/>
-        <w:rPr>
-          <w:rFonts w:asciiTheme="minorHAnsi" w:hAnsiTheme="minorHAnsi" w:cs="Courier New"/>
-          <w:sz w:val="28"/>
-          <w:szCs w:val="28"/>
-        </w:rPr>
-      </w:pPr>
-      <w:r>
-        <w:rPr>
-          <w:rFonts w:asciiTheme="minorHAnsi" w:hAnsiTheme="minorHAnsi" w:cs="Courier New"/>
-          <w:sz w:val="28"/>
-          <w:szCs w:val="28"/>
-        </w:rPr>
-        <w:t xml:space="preserve">   </w:t>
-      </w:r>
-    </w:p>
-    <w:p>
-      <w:pPr>
-        <w:pStyle w:val="PlainText"/>
-        <w:rPr>
-          <w:rFonts w:asciiTheme="minorHAnsi" w:hAnsiTheme="minorHAnsi" w:cs="Courier New"/>
-          <w:sz w:val="28"/>
-          <w:szCs w:val="28"/>
-        </w:rPr>
-      </w:pPr>
-    </w:p>
-    <w:p>
-      <w:pPr>
-        <w:pStyle w:val="PlainText"/>
-        <w:rPr>
-          <w:rFonts w:asciiTheme="minorHAnsi" w:hAnsiTheme="minorHAnsi" w:cs="Courier New"/>
-          <w:sz w:val="28"/>
-          <w:szCs w:val="28"/>
-        </w:rPr>
-      </w:pPr>
-      <w:r>
-        <w:rPr>
-          <w:rFonts w:asciiTheme="minorHAnsi" w:hAnsiTheme="minorHAnsi" w:cs="Courier New"/>
-          <w:sz w:val="28"/>
-          <w:szCs w:val="28"/>
-        </w:rPr>
-        <w:t>3</w:t>
+        <w:t>games did he play in?</w:t>
+      </w:r>
+      <w:r>
+        <w:rPr>
+          <w:rFonts w:asciiTheme="minorHAnsi" w:hAnsiTheme="minorHAnsi" w:cs="Courier New"/>
+          <w:sz w:val="28"/>
+          <w:szCs w:val="28"/>
+        </w:rPr>
+        <w:t xml:space="preserve"> What is the </w:t>
       </w:r>
       <w:r>
         <w:rPr>
@@ -379,15 +353,53 @@
           <w:sz w:val="28"/>
           <w:szCs w:val="28"/>
         </w:rPr>
-        <w:t>. Find</w:t>
-      </w:r>
-      <w:r>
-        <w:rPr>
-          <w:rFonts w:asciiTheme="minorHAnsi" w:hAnsiTheme="minorHAnsi" w:cs="Courier New"/>
-          <w:sz w:val="28"/>
-          <w:szCs w:val="28"/>
-        </w:rPr>
-        <w:t xml:space="preserve"> </w:t>
+        <w:t>name of the team for which he played?</w:t>
+      </w:r>
+    </w:p>
+    <w:p>
+      <w:pPr>
+        <w:pStyle w:val="PlainText"/>
+        <w:rPr>
+          <w:rFonts w:asciiTheme="minorHAnsi" w:hAnsiTheme="minorHAnsi" w:cs="Courier New"/>
+          <w:sz w:val="28"/>
+          <w:szCs w:val="28"/>
+        </w:rPr>
+      </w:pPr>
+      <w:r>
+        <w:rPr>
+          <w:rFonts w:asciiTheme="minorHAnsi" w:hAnsiTheme="minorHAnsi" w:cs="Courier New"/>
+          <w:sz w:val="28"/>
+          <w:szCs w:val="28"/>
+        </w:rPr>
+        <w:t xml:space="preserve">   </w:t>
+      </w:r>
+    </w:p>
+    <w:p>
+      <w:pPr>
+        <w:pStyle w:val="PlainText"/>
+        <w:rPr>
+          <w:rFonts w:asciiTheme="minorHAnsi" w:hAnsiTheme="minorHAnsi" w:cs="Courier New"/>
+          <w:sz w:val="28"/>
+          <w:szCs w:val="28"/>
+        </w:rPr>
+      </w:pPr>
+    </w:p>
+    <w:p>
+      <w:pPr>
+        <w:pStyle w:val="PlainText"/>
+        <w:rPr>
+          <w:rFonts w:asciiTheme="minorHAnsi" w:hAnsiTheme="minorHAnsi" w:cs="Courier New"/>
+          <w:sz w:val="28"/>
+          <w:szCs w:val="28"/>
+        </w:rPr>
+      </w:pPr>
+      <w:r>
+        <w:rPr>
+          <w:rFonts w:asciiTheme="minorHAnsi" w:hAnsiTheme="minorHAnsi" w:cs="Courier New"/>
+          <w:sz w:val="28"/>
+          <w:szCs w:val="28"/>
+        </w:rPr>
+        <w:t>3</w:t>
       </w:r>
       <w:r>
         <w:rPr>
@@ -397,15 +409,15 @@
           <w:sz w:val="28"/>
           <w:szCs w:val="28"/>
         </w:rPr>
-        <w:t>all players</w:t>
-      </w:r>
-      <w:r>
-        <w:rPr>
-          <w:rFonts w:asciiTheme="minorHAnsi" w:hAnsiTheme="minorHAnsi" w:cs="Courier New"/>
-          <w:sz w:val="28"/>
-          <w:szCs w:val="28"/>
-        </w:rPr>
-        <w:t xml:space="preserve"> in the database who played at </w:t>
+        <w:t>. Find</w:t>
+      </w:r>
+      <w:r>
+        <w:rPr>
+          <w:rFonts w:asciiTheme="minorHAnsi" w:hAnsiTheme="minorHAnsi" w:cs="Courier New"/>
+          <w:sz w:val="28"/>
+          <w:szCs w:val="28"/>
+        </w:rPr>
+        <w:t xml:space="preserve"> </w:t>
       </w:r>
       <w:r>
         <w:rPr>
@@ -415,36 +427,16 @@
           <w:sz w:val="28"/>
           <w:szCs w:val="28"/>
         </w:rPr>
-        <w:t>Vanderbilt University</w:t>
-      </w:r>
-      <w:r>
-        <w:rPr>
-          <w:rFonts w:asciiTheme="minorHAnsi" w:hAnsiTheme="minorHAnsi" w:cs="Courier New"/>
-          <w:sz w:val="28"/>
-          <w:szCs w:val="28"/>
-        </w:rPr>
-        <w:t xml:space="preserve">. </w:t>
-      </w:r>
-    </w:p>
-    <w:p>
-      <w:pPr>
-        <w:pStyle w:val="PlainText"/>
-        <w:rPr>
-          <w:rFonts w:asciiTheme="minorHAnsi" w:hAnsiTheme="minorHAnsi" w:cs="Courier New"/>
-          <w:sz w:val="28"/>
-          <w:szCs w:val="28"/>
-        </w:rPr>
-      </w:pPr>
-    </w:p>
-    <w:p>
-      <w:pPr>
-        <w:pStyle w:val="PlainText"/>
-        <w:rPr>
-          <w:rFonts w:asciiTheme="minorHAnsi" w:hAnsiTheme="minorHAnsi" w:cs="Courier New"/>
-          <w:sz w:val="28"/>
-          <w:szCs w:val="28"/>
-        </w:rPr>
-      </w:pPr>
+        <w:t>all players</w:t>
+      </w:r>
+      <w:r>
+        <w:rPr>
+          <w:rFonts w:asciiTheme="minorHAnsi" w:hAnsiTheme="minorHAnsi" w:cs="Courier New"/>
+          <w:sz w:val="28"/>
+          <w:szCs w:val="28"/>
+        </w:rPr>
+        <w:t xml:space="preserve"> in the database who played at </w:t>
+      </w:r>
       <w:r>
         <w:rPr>
           <w:rFonts w:asciiTheme="minorHAnsi" w:hAnsiTheme="minorHAnsi" w:cs="Courier New"/>
@@ -453,16 +445,36 @@
           <w:sz w:val="28"/>
           <w:szCs w:val="28"/>
         </w:rPr>
-        <w:t>Create a list</w:t>
-      </w:r>
-      <w:r>
-        <w:rPr>
-          <w:rFonts w:asciiTheme="minorHAnsi" w:hAnsiTheme="minorHAnsi" w:cs="Courier New"/>
-          <w:sz w:val="28"/>
-          <w:szCs w:val="28"/>
-        </w:rPr>
-        <w:t xml:space="preserve"> showing </w:t>
-      </w:r>
+        <w:t>Vanderbilt University</w:t>
+      </w:r>
+      <w:r>
+        <w:rPr>
+          <w:rFonts w:asciiTheme="minorHAnsi" w:hAnsiTheme="minorHAnsi" w:cs="Courier New"/>
+          <w:sz w:val="28"/>
+          <w:szCs w:val="28"/>
+        </w:rPr>
+        <w:t xml:space="preserve">. </w:t>
+      </w:r>
+    </w:p>
+    <w:p>
+      <w:pPr>
+        <w:pStyle w:val="PlainText"/>
+        <w:rPr>
+          <w:rFonts w:asciiTheme="minorHAnsi" w:hAnsiTheme="minorHAnsi" w:cs="Courier New"/>
+          <w:sz w:val="28"/>
+          <w:szCs w:val="28"/>
+        </w:rPr>
+      </w:pPr>
+    </w:p>
+    <w:p>
+      <w:pPr>
+        <w:pStyle w:val="PlainText"/>
+        <w:rPr>
+          <w:rFonts w:asciiTheme="minorHAnsi" w:hAnsiTheme="minorHAnsi" w:cs="Courier New"/>
+          <w:sz w:val="28"/>
+          <w:szCs w:val="28"/>
+        </w:rPr>
+      </w:pPr>
       <w:r>
         <w:rPr>
           <w:rFonts w:asciiTheme="minorHAnsi" w:hAnsiTheme="minorHAnsi" w:cs="Courier New"/>
@@ -471,15 +483,15 @@
           <w:sz w:val="28"/>
           <w:szCs w:val="28"/>
         </w:rPr>
-        <w:t>each player’s first</w:t>
-      </w:r>
-      <w:r>
-        <w:rPr>
-          <w:rFonts w:asciiTheme="minorHAnsi" w:hAnsiTheme="minorHAnsi" w:cs="Courier New"/>
-          <w:sz w:val="28"/>
-          <w:szCs w:val="28"/>
-        </w:rPr>
-        <w:t xml:space="preserve"> and </w:t>
+        <w:t>Create a list</w:t>
+      </w:r>
+      <w:r>
+        <w:rPr>
+          <w:rFonts w:asciiTheme="minorHAnsi" w:hAnsiTheme="minorHAnsi" w:cs="Courier New"/>
+          <w:sz w:val="28"/>
+          <w:szCs w:val="28"/>
+        </w:rPr>
+        <w:t xml:space="preserve"> showing </w:t>
       </w:r>
       <w:r>
         <w:rPr>
@@ -489,15 +501,15 @@
           <w:sz w:val="28"/>
           <w:szCs w:val="28"/>
         </w:rPr>
-        <w:t>last names</w:t>
-      </w:r>
-      <w:r>
-        <w:rPr>
-          <w:rFonts w:asciiTheme="minorHAnsi" w:hAnsiTheme="minorHAnsi" w:cs="Courier New"/>
-          <w:sz w:val="28"/>
-          <w:szCs w:val="28"/>
-        </w:rPr>
-        <w:t xml:space="preserve"> as well as the </w:t>
+        <w:t>each player’s first</w:t>
+      </w:r>
+      <w:r>
+        <w:rPr>
+          <w:rFonts w:asciiTheme="minorHAnsi" w:hAnsiTheme="minorHAnsi" w:cs="Courier New"/>
+          <w:sz w:val="28"/>
+          <w:szCs w:val="28"/>
+        </w:rPr>
+        <w:t xml:space="preserve"> and </w:t>
       </w:r>
       <w:r>
         <w:rPr>
@@ -507,15 +519,15 @@
           <w:sz w:val="28"/>
           <w:szCs w:val="28"/>
         </w:rPr>
-        <w:t>total salary</w:t>
-      </w:r>
-      <w:r>
-        <w:rPr>
-          <w:rFonts w:asciiTheme="minorHAnsi" w:hAnsiTheme="minorHAnsi" w:cs="Courier New"/>
-          <w:sz w:val="28"/>
-          <w:szCs w:val="28"/>
-        </w:rPr>
-        <w:t xml:space="preserve"> they earned in the </w:t>
+        <w:t>last names</w:t>
+      </w:r>
+      <w:r>
+        <w:rPr>
+          <w:rFonts w:asciiTheme="minorHAnsi" w:hAnsiTheme="minorHAnsi" w:cs="Courier New"/>
+          <w:sz w:val="28"/>
+          <w:szCs w:val="28"/>
+        </w:rPr>
+        <w:t xml:space="preserve"> as well as the </w:t>
       </w:r>
       <w:r>
         <w:rPr>
@@ -525,36 +537,16 @@
           <w:sz w:val="28"/>
           <w:szCs w:val="28"/>
         </w:rPr>
-        <w:t>major leagues</w:t>
-      </w:r>
-      <w:r>
-        <w:rPr>
-          <w:rFonts w:asciiTheme="minorHAnsi" w:hAnsiTheme="minorHAnsi" w:cs="Courier New"/>
-          <w:sz w:val="28"/>
-          <w:szCs w:val="28"/>
-        </w:rPr>
-        <w:t xml:space="preserve">. </w:t>
-      </w:r>
-    </w:p>
-    <w:p>
-      <w:pPr>
-        <w:pStyle w:val="PlainText"/>
-        <w:rPr>
-          <w:rFonts w:asciiTheme="minorHAnsi" w:hAnsiTheme="minorHAnsi" w:cs="Courier New"/>
-          <w:sz w:val="28"/>
-          <w:szCs w:val="28"/>
-        </w:rPr>
-      </w:pPr>
-    </w:p>
-    <w:p>
-      <w:pPr>
-        <w:pStyle w:val="PlainText"/>
-        <w:rPr>
-          <w:rFonts w:asciiTheme="minorHAnsi" w:hAnsiTheme="minorHAnsi" w:cs="Courier New"/>
-          <w:sz w:val="28"/>
-          <w:szCs w:val="28"/>
-        </w:rPr>
-      </w:pPr>
+        <w:t>total salary</w:t>
+      </w:r>
+      <w:r>
+        <w:rPr>
+          <w:rFonts w:asciiTheme="minorHAnsi" w:hAnsiTheme="minorHAnsi" w:cs="Courier New"/>
+          <w:sz w:val="28"/>
+          <w:szCs w:val="28"/>
+        </w:rPr>
+        <w:t xml:space="preserve"> they earned in the </w:t>
+      </w:r>
       <w:r>
         <w:rPr>
           <w:rFonts w:asciiTheme="minorHAnsi" w:hAnsiTheme="minorHAnsi" w:cs="Courier New"/>
@@ -563,16 +555,36 @@
           <w:sz w:val="28"/>
           <w:szCs w:val="28"/>
         </w:rPr>
-        <w:t>Sort</w:t>
-      </w:r>
-      <w:r>
-        <w:rPr>
-          <w:rFonts w:asciiTheme="minorHAnsi" w:hAnsiTheme="minorHAnsi" w:cs="Courier New"/>
-          <w:sz w:val="28"/>
-          <w:szCs w:val="28"/>
-        </w:rPr>
-        <w:t xml:space="preserve"> this list in </w:t>
-      </w:r>
+        <w:t>major leagues</w:t>
+      </w:r>
+      <w:r>
+        <w:rPr>
+          <w:rFonts w:asciiTheme="minorHAnsi" w:hAnsiTheme="minorHAnsi" w:cs="Courier New"/>
+          <w:sz w:val="28"/>
+          <w:szCs w:val="28"/>
+        </w:rPr>
+        <w:t xml:space="preserve">. </w:t>
+      </w:r>
+    </w:p>
+    <w:p>
+      <w:pPr>
+        <w:pStyle w:val="PlainText"/>
+        <w:rPr>
+          <w:rFonts w:asciiTheme="minorHAnsi" w:hAnsiTheme="minorHAnsi" w:cs="Courier New"/>
+          <w:sz w:val="28"/>
+          <w:szCs w:val="28"/>
+        </w:rPr>
+      </w:pPr>
+    </w:p>
+    <w:p>
+      <w:pPr>
+        <w:pStyle w:val="PlainText"/>
+        <w:rPr>
+          <w:rFonts w:asciiTheme="minorHAnsi" w:hAnsiTheme="minorHAnsi" w:cs="Courier New"/>
+          <w:sz w:val="28"/>
+          <w:szCs w:val="28"/>
+        </w:rPr>
+      </w:pPr>
       <w:r>
         <w:rPr>
           <w:rFonts w:asciiTheme="minorHAnsi" w:hAnsiTheme="minorHAnsi" w:cs="Courier New"/>
@@ -581,15 +593,15 @@
           <w:sz w:val="28"/>
           <w:szCs w:val="28"/>
         </w:rPr>
-        <w:t>descending</w:t>
-      </w:r>
-      <w:r>
-        <w:rPr>
-          <w:rFonts w:asciiTheme="minorHAnsi" w:hAnsiTheme="minorHAnsi" w:cs="Courier New"/>
-          <w:sz w:val="28"/>
-          <w:szCs w:val="28"/>
-        </w:rPr>
-        <w:t xml:space="preserve"> order by the </w:t>
+        <w:t>Sort</w:t>
+      </w:r>
+      <w:r>
+        <w:rPr>
+          <w:rFonts w:asciiTheme="minorHAnsi" w:hAnsiTheme="minorHAnsi" w:cs="Courier New"/>
+          <w:sz w:val="28"/>
+          <w:szCs w:val="28"/>
+        </w:rPr>
+        <w:t xml:space="preserve"> this list in </w:t>
       </w:r>
       <w:r>
         <w:rPr>
@@ -599,15 +611,15 @@
           <w:sz w:val="28"/>
           <w:szCs w:val="28"/>
         </w:rPr>
-        <w:t>total salary earned</w:t>
-      </w:r>
-      <w:r>
-        <w:rPr>
-          <w:rFonts w:asciiTheme="minorHAnsi" w:hAnsiTheme="minorHAnsi" w:cs="Courier New"/>
-          <w:sz w:val="28"/>
-          <w:szCs w:val="28"/>
-        </w:rPr>
-        <w:t xml:space="preserve">. Which Vanderbilt player earned the </w:t>
+        <w:t>descending</w:t>
+      </w:r>
+      <w:r>
+        <w:rPr>
+          <w:rFonts w:asciiTheme="minorHAnsi" w:hAnsiTheme="minorHAnsi" w:cs="Courier New"/>
+          <w:sz w:val="28"/>
+          <w:szCs w:val="28"/>
+        </w:rPr>
+        <w:t xml:space="preserve"> order by the </w:t>
       </w:r>
       <w:r>
         <w:rPr>
@@ -617,15 +629,15 @@
           <w:sz w:val="28"/>
           <w:szCs w:val="28"/>
         </w:rPr>
-        <w:t>most money</w:t>
-      </w:r>
-      <w:r>
-        <w:rPr>
-          <w:rFonts w:asciiTheme="minorHAnsi" w:hAnsiTheme="minorHAnsi" w:cs="Courier New"/>
-          <w:sz w:val="28"/>
-          <w:szCs w:val="28"/>
-        </w:rPr>
-        <w:t xml:space="preserve"> in the</w:t>
+        <w:t>total salary earned</w:t>
+      </w:r>
+      <w:r>
+        <w:rPr>
+          <w:rFonts w:asciiTheme="minorHAnsi" w:hAnsiTheme="minorHAnsi" w:cs="Courier New"/>
+          <w:sz w:val="28"/>
+          <w:szCs w:val="28"/>
+        </w:rPr>
+        <w:t xml:space="preserve">. Which Vanderbilt player earned the </w:t>
       </w:r>
       <w:r>
         <w:rPr>
@@ -635,6 +647,24 @@
           <w:sz w:val="28"/>
           <w:szCs w:val="28"/>
         </w:rPr>
+        <w:t>most money</w:t>
+      </w:r>
+      <w:r>
+        <w:rPr>
+          <w:rFonts w:asciiTheme="minorHAnsi" w:hAnsiTheme="minorHAnsi" w:cs="Courier New"/>
+          <w:sz w:val="28"/>
+          <w:szCs w:val="28"/>
+        </w:rPr>
+        <w:t xml:space="preserve"> in the</w:t>
+      </w:r>
+      <w:r>
+        <w:rPr>
+          <w:rFonts w:asciiTheme="minorHAnsi" w:hAnsiTheme="minorHAnsi" w:cs="Courier New"/>
+          <w:b/>
+          <w:bCs/>
+          <w:sz w:val="28"/>
+          <w:szCs w:val="28"/>
+        </w:rPr>
         <w:t xml:space="preserve"> majors</w:t>
       </w:r>
       <w:r>
@@ -826,7 +856,43 @@
           <w:sz w:val="28"/>
           <w:szCs w:val="28"/>
         </w:rPr>
-        <w:t>7.  From 1970 – 2016, what is the largest number of wins for a team that did not win the world series? What is the smallest number of wins for a team that did win the world series? Doing this will probably result in an unusually small number of wins for a world series champion – determine why this is the case. Then redo your query, excluding the problem year. How often from 1970 – 2016 was it the case that a team with the most wins also won the world series? What percentage of the time?</w:t>
+        <w:t xml:space="preserve">7.  From 1970 – 2016, what is the largest number of wins for a team that did not win the world series? What is the smallest number of wins for a team that </w:t>
+      </w:r>
+      <w:proofErr w:type="gramStart"/>
+      <w:r>
+        <w:rPr>
+          <w:rFonts w:asciiTheme="minorHAnsi" w:hAnsiTheme="minorHAnsi" w:cs="Courier New"/>
+          <w:sz w:val="28"/>
+          <w:szCs w:val="28"/>
+        </w:rPr>
+        <w:t>did win</w:t>
+      </w:r>
+      <w:proofErr w:type="gramEnd"/>
+      <w:r>
+        <w:rPr>
+          <w:rFonts w:asciiTheme="minorHAnsi" w:hAnsiTheme="minorHAnsi" w:cs="Courier New"/>
+          <w:sz w:val="28"/>
+          <w:szCs w:val="28"/>
+        </w:rPr>
+        <w:t xml:space="preserve"> the world series? Doing this will probably result in an unusually small number of wins for a world series champion – determine why this is the case. Then redo your query, excluding the problem year. How often from 1970 – 2016 was it the case that a team with the most wins also won the world series? What percentage of </w:t>
+      </w:r>
+      <w:proofErr w:type="gramStart"/>
+      <w:r>
+        <w:rPr>
+          <w:rFonts w:asciiTheme="minorHAnsi" w:hAnsiTheme="minorHAnsi" w:cs="Courier New"/>
+          <w:sz w:val="28"/>
+          <w:szCs w:val="28"/>
+        </w:rPr>
+        <w:t>the time</w:t>
+      </w:r>
+      <w:proofErr w:type="gramEnd"/>
+      <w:r>
+        <w:rPr>
+          <w:rFonts w:asciiTheme="minorHAnsi" w:hAnsiTheme="minorHAnsi" w:cs="Courier New"/>
+          <w:sz w:val="28"/>
+          <w:szCs w:val="28"/>
+        </w:rPr>
+        <w:t>?</w:t>
       </w:r>
     </w:p>
     <w:p>
@@ -872,7 +938,25 @@
           <w:sz w:val="28"/>
           <w:szCs w:val="28"/>
         </w:rPr>
-        <w:t xml:space="preserve">What is the smallest number of wins for a team that did win the world series? </w:t>
+        <w:t xml:space="preserve">What is the smallest number of wins for a team that </w:t>
+      </w:r>
+      <w:proofErr w:type="gramStart"/>
+      <w:r>
+        <w:rPr>
+          <w:rFonts w:asciiTheme="minorHAnsi" w:hAnsiTheme="minorHAnsi" w:cs="Courier New"/>
+          <w:sz w:val="28"/>
+          <w:szCs w:val="28"/>
+        </w:rPr>
+        <w:t>did win</w:t>
+      </w:r>
+      <w:proofErr w:type="gramEnd"/>
+      <w:r>
+        <w:rPr>
+          <w:rFonts w:asciiTheme="minorHAnsi" w:hAnsiTheme="minorHAnsi" w:cs="Courier New"/>
+          <w:sz w:val="28"/>
+          <w:szCs w:val="28"/>
+        </w:rPr>
+        <w:t xml:space="preserve"> the world series? </w:t>
       </w:r>
     </w:p>
     <w:p>
@@ -1859,7 +1943,25 @@
           <w:sz w:val="28"/>
           <w:szCs w:val="28"/>
         </w:rPr>
-        <w:t xml:space="preserve">SELECT COUNT(*) AS </w:t>
+        <w:t xml:space="preserve">SELECT </w:t>
+      </w:r>
+      <w:proofErr w:type="gramStart"/>
+      <w:r>
+        <w:rPr>
+          <w:rFonts w:asciiTheme="minorHAnsi" w:hAnsiTheme="minorHAnsi" w:cs="Courier New"/>
+          <w:sz w:val="28"/>
+          <w:szCs w:val="28"/>
+        </w:rPr>
+        <w:t>COUNT(</w:t>
+      </w:r>
+      <w:proofErr w:type="gramEnd"/>
+      <w:r>
+        <w:rPr>
+          <w:rFonts w:asciiTheme="minorHAnsi" w:hAnsiTheme="minorHAnsi" w:cs="Courier New"/>
+          <w:sz w:val="28"/>
+          <w:szCs w:val="28"/>
+        </w:rPr>
+        <w:t xml:space="preserve">*) AS </w:t>
       </w:r>
       <w:proofErr w:type="spellStart"/>
       <w:r>
@@ -1924,9 +2026,19 @@
           <w:sz w:val="28"/>
           <w:szCs w:val="28"/>
         </w:rPr>
-        <w:t>max_wins.yearid</w:t>
-      </w:r>
-      <w:proofErr w:type="spellEnd"/>
+        <w:t>max_</w:t>
+      </w:r>
+      <w:proofErr w:type="gramStart"/>
+      <w:r>
+        <w:rPr>
+          <w:rFonts w:asciiTheme="minorHAnsi" w:hAnsiTheme="minorHAnsi" w:cs="Courier New"/>
+          <w:sz w:val="28"/>
+          <w:szCs w:val="28"/>
+        </w:rPr>
+        <w:t>wins.yearid</w:t>
+      </w:r>
+      <w:proofErr w:type="spellEnd"/>
+      <w:proofErr w:type="gramEnd"/>
       <w:r>
         <w:rPr>
           <w:rFonts w:asciiTheme="minorHAnsi" w:hAnsiTheme="minorHAnsi" w:cs="Courier New"/>
@@ -1936,6 +2048,7 @@
         <w:t xml:space="preserve"> = </w:t>
       </w:r>
       <w:proofErr w:type="spellStart"/>
+      <w:proofErr w:type="gramStart"/>
       <w:r>
         <w:rPr>
           <w:rFonts w:asciiTheme="minorHAnsi" w:hAnsiTheme="minorHAnsi" w:cs="Courier New"/>
@@ -1945,6 +2058,7 @@
         <w:t>teams.yearid</w:t>
       </w:r>
       <w:proofErr w:type="spellEnd"/>
+      <w:proofErr w:type="gramEnd"/>
     </w:p>
     <w:p>
       <w:pPr>
@@ -1982,6 +2096,7 @@
         <w:t xml:space="preserve"> = </w:t>
       </w:r>
       <w:proofErr w:type="spellStart"/>
+      <w:proofErr w:type="gramStart"/>
       <w:r>
         <w:rPr>
           <w:rFonts w:asciiTheme="minorHAnsi" w:hAnsiTheme="minorHAnsi" w:cs="Courier New"/>
@@ -1991,6 +2106,7 @@
         <w:t>teams.w</w:t>
       </w:r>
       <w:proofErr w:type="spellEnd"/>
+      <w:proofErr w:type="gramEnd"/>
     </w:p>
     <w:p>
       <w:pPr>
@@ -2010,6 +2126,7 @@
         <w:t xml:space="preserve">WHERE </w:t>
       </w:r>
       <w:proofErr w:type="spellStart"/>
+      <w:proofErr w:type="gramStart"/>
       <w:r>
         <w:rPr>
           <w:rFonts w:asciiTheme="minorHAnsi" w:hAnsiTheme="minorHAnsi" w:cs="Courier New"/>
@@ -2019,13 +2136,32 @@
         <w:t>teams.wswin</w:t>
       </w:r>
       <w:proofErr w:type="spellEnd"/>
-      <w:r>
-        <w:rPr>
-          <w:rFonts w:asciiTheme="minorHAnsi" w:hAnsiTheme="minorHAnsi" w:cs="Courier New"/>
-          <w:sz w:val="28"/>
-          <w:szCs w:val="28"/>
-        </w:rPr>
-        <w:t xml:space="preserve"> = '';</w:t>
+      <w:proofErr w:type="gramEnd"/>
+      <w:r>
+        <w:rPr>
+          <w:rFonts w:asciiTheme="minorHAnsi" w:hAnsiTheme="minorHAnsi" w:cs="Courier New"/>
+          <w:sz w:val="28"/>
+          <w:szCs w:val="28"/>
+        </w:rPr>
+        <w:t xml:space="preserve"> </w:t>
+      </w:r>
+      <w:proofErr w:type="gramStart"/>
+      <w:r>
+        <w:rPr>
+          <w:rFonts w:asciiTheme="minorHAnsi" w:hAnsiTheme="minorHAnsi" w:cs="Courier New"/>
+          <w:sz w:val="28"/>
+          <w:szCs w:val="28"/>
+        </w:rPr>
+        <w:t>= ''</w:t>
+      </w:r>
+      <w:proofErr w:type="gramEnd"/>
+      <w:r>
+        <w:rPr>
+          <w:rFonts w:asciiTheme="minorHAnsi" w:hAnsiTheme="minorHAnsi" w:cs="Courier New"/>
+          <w:sz w:val="28"/>
+          <w:szCs w:val="28"/>
+        </w:rPr>
+        <w:t>;</w:t>
       </w:r>
     </w:p>
     <w:p>
@@ -2272,7 +2408,25 @@
           <w:sz w:val="28"/>
           <w:szCs w:val="28"/>
         </w:rPr>
-        <w:t xml:space="preserve">SELECT COUNT(*) AS </w:t>
+        <w:t xml:space="preserve">SELECT </w:t>
+      </w:r>
+      <w:proofErr w:type="gramStart"/>
+      <w:r>
+        <w:rPr>
+          <w:rFonts w:asciiTheme="minorHAnsi" w:hAnsiTheme="minorHAnsi" w:cs="Courier New"/>
+          <w:sz w:val="28"/>
+          <w:szCs w:val="28"/>
+        </w:rPr>
+        <w:t>COUNT(</w:t>
+      </w:r>
+      <w:proofErr w:type="gramEnd"/>
+      <w:r>
+        <w:rPr>
+          <w:rFonts w:asciiTheme="minorHAnsi" w:hAnsiTheme="minorHAnsi" w:cs="Courier New"/>
+          <w:sz w:val="28"/>
+          <w:szCs w:val="28"/>
+        </w:rPr>
+        <w:t xml:space="preserve">*) AS </w:t>
       </w:r>
       <w:proofErr w:type="spellStart"/>
       <w:r>
@@ -2337,9 +2491,19 @@
           <w:sz w:val="28"/>
           <w:szCs w:val="28"/>
         </w:rPr>
-        <w:t>max_wins.yearid</w:t>
-      </w:r>
-      <w:proofErr w:type="spellEnd"/>
+        <w:t>max_</w:t>
+      </w:r>
+      <w:proofErr w:type="gramStart"/>
+      <w:r>
+        <w:rPr>
+          <w:rFonts w:asciiTheme="minorHAnsi" w:hAnsiTheme="minorHAnsi" w:cs="Courier New"/>
+          <w:sz w:val="28"/>
+          <w:szCs w:val="28"/>
+        </w:rPr>
+        <w:t>wins.yearid</w:t>
+      </w:r>
+      <w:proofErr w:type="spellEnd"/>
+      <w:proofErr w:type="gramEnd"/>
       <w:r>
         <w:rPr>
           <w:rFonts w:asciiTheme="minorHAnsi" w:hAnsiTheme="minorHAnsi" w:cs="Courier New"/>
@@ -2349,6 +2513,7 @@
         <w:t xml:space="preserve"> = </w:t>
       </w:r>
       <w:proofErr w:type="spellStart"/>
+      <w:proofErr w:type="gramStart"/>
       <w:r>
         <w:rPr>
           <w:rFonts w:asciiTheme="minorHAnsi" w:hAnsiTheme="minorHAnsi" w:cs="Courier New"/>
@@ -2358,6 +2523,7 @@
         <w:t>teams.yearid</w:t>
       </w:r>
       <w:proofErr w:type="spellEnd"/>
+      <w:proofErr w:type="gramEnd"/>
     </w:p>
     <w:p>
       <w:pPr>
@@ -2395,6 +2561,7 @@
         <w:t xml:space="preserve"> = </w:t>
       </w:r>
       <w:proofErr w:type="spellStart"/>
+      <w:proofErr w:type="gramStart"/>
       <w:r>
         <w:rPr>
           <w:rFonts w:asciiTheme="minorHAnsi" w:hAnsiTheme="minorHAnsi" w:cs="Courier New"/>
@@ -2404,6 +2571,7 @@
         <w:t>teams.w</w:t>
       </w:r>
       <w:proofErr w:type="spellEnd"/>
+      <w:proofErr w:type="gramEnd"/>
     </w:p>
     <w:p>
       <w:pPr>
@@ -2423,6 +2591,7 @@
         <w:t xml:space="preserve">WHERE </w:t>
       </w:r>
       <w:proofErr w:type="spellStart"/>
+      <w:proofErr w:type="gramStart"/>
       <w:r>
         <w:rPr>
           <w:rFonts w:asciiTheme="minorHAnsi" w:hAnsiTheme="minorHAnsi" w:cs="Courier New"/>
@@ -2432,6 +2601,7 @@
         <w:t>teams.wswin</w:t>
       </w:r>
       <w:proofErr w:type="spellEnd"/>
+      <w:proofErr w:type="gramEnd"/>
       <w:r>
         <w:rPr>
           <w:rFonts w:asciiTheme="minorHAnsi" w:hAnsiTheme="minorHAnsi" w:cs="Courier New"/>
@@ -2469,6 +2639,7 @@
         <w:t xml:space="preserve">8. Using the attendance figures from the </w:t>
       </w:r>
       <w:proofErr w:type="spellStart"/>
+      <w:proofErr w:type="gramStart"/>
       <w:r>
         <w:rPr>
           <w:rFonts w:asciiTheme="minorHAnsi" w:hAnsiTheme="minorHAnsi" w:cs="Courier New"/>
@@ -2478,13 +2649,32 @@
         <w:t>homegames</w:t>
       </w:r>
       <w:proofErr w:type="spellEnd"/>
-      <w:r>
-        <w:rPr>
-          <w:rFonts w:asciiTheme="minorHAnsi" w:hAnsiTheme="minorHAnsi" w:cs="Courier New"/>
-          <w:sz w:val="28"/>
-          <w:szCs w:val="28"/>
-        </w:rPr>
-        <w:t xml:space="preserve"> table, find the teams and parks which had the top 5 average attendance per game in 2016 (where average attendance is defined as total attendance divided by number of games). Only consider parks where there were at least 10 games played. Report the park name, team name, and average attendance. Repeat for the lowest 5 average attendance.</w:t>
+      <w:proofErr w:type="gramEnd"/>
+      <w:r>
+        <w:rPr>
+          <w:rFonts w:asciiTheme="minorHAnsi" w:hAnsiTheme="minorHAnsi" w:cs="Courier New"/>
+          <w:sz w:val="28"/>
+          <w:szCs w:val="28"/>
+        </w:rPr>
+        <w:t xml:space="preserve"> table, find the teams and parks which had the top 5 average attendance per game in 2016 (where average attendance is defined as total attendance divided by number of games). Only consider parks where there were at least 10 games played. </w:t>
+      </w:r>
+      <w:proofErr w:type="gramStart"/>
+      <w:r>
+        <w:rPr>
+          <w:rFonts w:asciiTheme="minorHAnsi" w:hAnsiTheme="minorHAnsi" w:cs="Courier New"/>
+          <w:sz w:val="28"/>
+          <w:szCs w:val="28"/>
+        </w:rPr>
+        <w:t>Report</w:t>
+      </w:r>
+      <w:proofErr w:type="gramEnd"/>
+      <w:r>
+        <w:rPr>
+          <w:rFonts w:asciiTheme="minorHAnsi" w:hAnsiTheme="minorHAnsi" w:cs="Courier New"/>
+          <w:sz w:val="28"/>
+          <w:szCs w:val="28"/>
+        </w:rPr>
+        <w:t xml:space="preserve"> the park name, team name, and average attendance. Repeat for the lowest 5 average attendance.</w:t>
       </w:r>
     </w:p>
     <w:p>
@@ -2550,7 +2740,25 @@
           <w:sz w:val="28"/>
           <w:szCs w:val="28"/>
         </w:rPr>
-        <w:t>10. Find all players who hit their career highest number of home runs in 2016. Consider only players who have played in the league for at least 10 years, and who hit at least one home run in 2016. Report the players' first and last names and the number of home runs they hit in 2016.</w:t>
+        <w:t xml:space="preserve">10. Find all players who hit their career highest number of home runs in 2016. Consider only players who have played in the league for at least 10 years, and who hit at least one home run in 2016. Report the players' first and last names and the number of </w:t>
+      </w:r>
+      <w:proofErr w:type="gramStart"/>
+      <w:r>
+        <w:rPr>
+          <w:rFonts w:asciiTheme="minorHAnsi" w:hAnsiTheme="minorHAnsi" w:cs="Courier New"/>
+          <w:sz w:val="28"/>
+          <w:szCs w:val="28"/>
+        </w:rPr>
+        <w:t>home</w:t>
+      </w:r>
+      <w:proofErr w:type="gramEnd"/>
+      <w:r>
+        <w:rPr>
+          <w:rFonts w:asciiTheme="minorHAnsi" w:hAnsiTheme="minorHAnsi" w:cs="Courier New"/>
+          <w:sz w:val="28"/>
+          <w:szCs w:val="28"/>
+        </w:rPr>
+        <w:t xml:space="preserve"> runs they hit in 2016.</w:t>
       </w:r>
     </w:p>
     <w:p>
@@ -2638,12 +2846,23 @@
           <w:szCs w:val="28"/>
         </w:rPr>
       </w:pPr>
-      <w:r>
-        <w:rPr>
-          <w:rFonts w:asciiTheme="minorHAnsi" w:hAnsiTheme="minorHAnsi" w:cs="Courier New"/>
-          <w:sz w:val="28"/>
-          <w:szCs w:val="28"/>
-        </w:rPr>
+    </w:p>
+    <w:p>
+      <w:pPr>
+        <w:pStyle w:val="PlainText"/>
+        <w:rPr>
+          <w:rFonts w:asciiTheme="minorHAnsi" w:hAnsiTheme="minorHAnsi" w:cs="Courier New"/>
+          <w:sz w:val="28"/>
+          <w:szCs w:val="28"/>
+        </w:rPr>
+      </w:pPr>
+      <w:r>
+        <w:rPr>
+          <w:rFonts w:asciiTheme="minorHAnsi" w:hAnsiTheme="minorHAnsi" w:cs="Courier New"/>
+          <w:sz w:val="28"/>
+          <w:szCs w:val="28"/>
+        </w:rPr>
+        <w:lastRenderedPageBreak/>
         <w:t>12. In this question, you will explore the connection between number of wins and attendance.</w:t>
       </w:r>
     </w:p>
@@ -2662,7 +2881,6 @@
           <w:sz w:val="28"/>
           <w:szCs w:val="28"/>
         </w:rPr>
-        <w:lastRenderedPageBreak/>
         <w:t xml:space="preserve">    &lt;</w:t>
       </w:r>
       <w:proofErr w:type="spellStart"/>
@@ -2717,7 +2935,25 @@
           <w:sz w:val="28"/>
           <w:szCs w:val="28"/>
         </w:rPr>
-        <w:t xml:space="preserve">      &lt;li&gt;Do teams that win the world series see a boost in attendance the following year? What about teams that made the playoffs? Making the playoffs means either being a division winner or a wild card winner.&lt;/li&gt;</w:t>
+        <w:t xml:space="preserve">      &lt;li&gt;Do teams that win the world series see a boost in attendance the following year? What about teams that made the playoffs? Making the playoffs means either being a division winner or a wild card </w:t>
+      </w:r>
+      <w:proofErr w:type="gramStart"/>
+      <w:r>
+        <w:rPr>
+          <w:rFonts w:asciiTheme="minorHAnsi" w:hAnsiTheme="minorHAnsi" w:cs="Courier New"/>
+          <w:sz w:val="28"/>
+          <w:szCs w:val="28"/>
+        </w:rPr>
+        <w:t>winner.&lt;</w:t>
+      </w:r>
+      <w:proofErr w:type="gramEnd"/>
+      <w:r>
+        <w:rPr>
+          <w:rFonts w:asciiTheme="minorHAnsi" w:hAnsiTheme="minorHAnsi" w:cs="Courier New"/>
+          <w:sz w:val="28"/>
+          <w:szCs w:val="28"/>
+        </w:rPr>
+        <w:t>/li&gt;</w:t>
       </w:r>
     </w:p>
     <w:p>
@@ -2791,7 +3027,25 @@
           <w:sz w:val="28"/>
           <w:szCs w:val="28"/>
         </w:rPr>
-        <w:t>13. It is thought that since left-handed pitchers are more rare, causing batters to face them less often, that they are more effective. Investigate this claim and present evidence to either support or dispute this claim. First, determine just how rare left-handed pitchers are compared with right-handed pitchers. Are left-handed pitchers more likely to win the Cy Young Award? Are they more likely to make it into the hall of fame?</w:t>
+        <w:t xml:space="preserve">13. It is thought that since left-handed pitchers are </w:t>
+      </w:r>
+      <w:proofErr w:type="gramStart"/>
+      <w:r>
+        <w:rPr>
+          <w:rFonts w:asciiTheme="minorHAnsi" w:hAnsiTheme="minorHAnsi" w:cs="Courier New"/>
+          <w:sz w:val="28"/>
+          <w:szCs w:val="28"/>
+        </w:rPr>
+        <w:t>more rare</w:t>
+      </w:r>
+      <w:proofErr w:type="gramEnd"/>
+      <w:r>
+        <w:rPr>
+          <w:rFonts w:asciiTheme="minorHAnsi" w:hAnsiTheme="minorHAnsi" w:cs="Courier New"/>
+          <w:sz w:val="28"/>
+          <w:szCs w:val="28"/>
+        </w:rPr>
+        <w:t>, causing batters to face them less often, that they are more effective. Investigate this claim and present evidence to either support or dispute this claim. First, determine just how rare left-handed pitchers are compared with right-handed pitchers. Are left-handed pitchers more likely to win the Cy Young Award? Are they more likely to make it into the hall of fame?</w:t>
       </w:r>
     </w:p>
     <w:p>
